--- a/STARLAB_Unit_6/Teaching Guides/Week_32_Final_Showcase_Preparation.docx
+++ b/STARLAB_Unit_6/Teaching Guides/Week_32_Final_Showcase_Preparation.docx
@@ -112,6 +112,14 @@
           <w:b/>
         </w:rPr>
         <w:t>Teacher Materials</w:t>
+      </w:r>
+    </w:p>
+    <w:p>
+      <w:pPr>
+        <w:pStyle w:val="Heading1"/>
+      </w:pPr>
+      <w:r>
+        <w:t>Deck Use: No New Deck; Revisit / Reference - Deck 16: Designing a Research Poster or Presentation Board; Deck 18: Answering Questions Like a Scientist</w:t>
       </w:r>
     </w:p>
     <w:p>

--- a/STARLAB_Unit_6/Teaching Guides/Week_32_Final_Showcase_Preparation.docx
+++ b/STARLAB_Unit_6/Teaching Guides/Week_32_Final_Showcase_Preparation.docx
@@ -154,8 +154,7 @@
         <w:pStyle w:val="Heading1"/>
       </w:pPr>
       <w:r>
-        <w:rPr/>
-        <w:t>Appendix I: Showcase Planning Guide for Teachers</w:t>
+        <w:t>Optional / Teacher Reference - Appendix I: Showcase Planning Guide for Teachers</w:t>
       </w:r>
     </w:p>
     <w:p>
@@ -163,8 +162,7 @@
         <w:pStyle w:val="Heading1"/>
       </w:pPr>
       <w:r>
-        <w:rPr/>
-        <w:t>Appendix J: Sample Showcase Schedule</w:t>
+        <w:t>Optional / Teacher Reference - Appendix J: Sample Showcase Schedule</w:t>
       </w:r>
     </w:p>
     <w:p>
@@ -172,8 +170,15 @@
         <w:pStyle w:val="Heading1"/>
       </w:pPr>
       <w:r>
-        <w:rPr/>
-        <w:t>Appendix K: Visitor Question Guide</w:t>
+        <w:t>Optional / Teacher Reference - Appendix K: Visitor Question Guide</w:t>
+      </w:r>
+    </w:p>
+    <w:p>
+      <w:pPr>
+        <w:pStyle w:val="Heading1"/>
+      </w:pPr>
+      <w:r>
+        <w:t>Optional / Teacher Scoring Reference - Appendix L: Oral Presentation Rubric</w:t>
       </w:r>
     </w:p>
     <w:p>
